--- a/workshop-site/labs/Lab 03 - Instructor Notes.docx
+++ b/workshop-site/labs/Lab 03 - Instructor Notes.docx
@@ -12,7 +12,7 @@
           <w:color w:val="1F4E79"/>
           <w:sz w:val="40"/>
         </w:rPr>
-        <w:t>Lab 3 — Instructor Notes</w:t>
+        <w:t>Lab 3: Instructor Notes</w:t>
       </w:r>
     </w:p>
     <w:p>
@@ -312,7 +312,7 @@
           <w:color w:val="1F4E79"/>
           <w:sz w:val="28"/>
         </w:rPr>
-        <w:t>The arc of this lab — what to establish verbally before Part 1</w:t>
+        <w:t>The arc of this lab: what to establish verbally before Part 1</w:t>
       </w:r>
     </w:p>
     <w:p>
@@ -357,7 +357,7 @@
           <w:color w:val="1F4E79"/>
           <w:sz w:val="28"/>
         </w:rPr>
-        <w:t>Part 1 — Add the Assets tab to the ServicePulse 360 app (3 min)</w:t>
+        <w:t>Part 1: Add the Assets tab to the ServicePulse 360 app (3 min)</w:t>
       </w:r>
     </w:p>
     <w:p>
@@ -402,7 +402,7 @@
           <w:color w:val="1F4E79"/>
           <w:sz w:val="28"/>
         </w:rPr>
-        <w:t>Part 2 — Tour the standard Asset object (5 min)</w:t>
+        <w:t>Part 2: Tour the standard Asset object (5 min)</w:t>
       </w:r>
     </w:p>
     <w:p>
@@ -447,7 +447,7 @@
           <w:color w:val="1F4E79"/>
           <w:sz w:val="28"/>
         </w:rPr>
-        <w:t>Part 3 — Create the parent Asset (10 min)</w:t>
+        <w:t>Part 3: Create the parent Asset (10 min)</w:t>
       </w:r>
     </w:p>
     <w:p>
@@ -508,7 +508,7 @@
           <w:color w:val="1F4E79"/>
           <w:sz w:val="28"/>
         </w:rPr>
-        <w:t>Part 4 — Create the four component Assets (20 min)</w:t>
+        <w:t>Part 4: Create the four component Assets (20 min)</w:t>
       </w:r>
     </w:p>
     <w:p>
@@ -590,7 +590,7 @@
           <w:color w:val="1F4E79"/>
           <w:sz w:val="28"/>
         </w:rPr>
-        <w:t>Part 5 — Use Asset Relationship (10 min)</w:t>
+        <w:t>Part 5: Use Asset Relationship (10 min)</w:t>
       </w:r>
     </w:p>
     <w:p>
@@ -667,7 +667,7 @@
           <w:color w:val="1F4E79"/>
           <w:sz w:val="28"/>
         </w:rPr>
-        <w:t>Part 6 — Connect the Golden Record to the bus (10 min)</w:t>
+        <w:t>Part 6: Connect the Golden Record to the bus (10 min)</w:t>
       </w:r>
     </w:p>
     <w:p>
@@ -728,7 +728,7 @@
           <w:color w:val="1F4E79"/>
           <w:sz w:val="28"/>
         </w:rPr>
-        <w:t>Part 7 — Surface Asset's Cases on the Case page (10 min)</w:t>
+        <w:t>Part 7: Surface Asset's Cases on the Case page (10 min)</w:t>
       </w:r>
     </w:p>
     <w:p>
@@ -818,7 +818,7 @@
           <w:color w:val="1F4E79"/>
           <w:sz w:val="28"/>
         </w:rPr>
-        <w:t>After Lab 03 — before Lab 04</w:t>
+        <w:t>After Lab 03: before Lab 04</w:t>
       </w:r>
     </w:p>
     <w:p>
@@ -849,7 +849,7 @@
           <w:color w:val="1F4E79"/>
           <w:sz w:val="28"/>
         </w:rPr>
-        <w:t>Teaching register — Tim's reminder to self</w:t>
+        <w:t>Teaching register: Tim's reminder to self</w:t>
       </w:r>
     </w:p>
     <w:p>
